--- a/设定/世界观.docx
+++ b/设定/世界观.docx
@@ -1100,7 +1100,7 @@
           <w:b/>
           <w:bCs/>
         </w:rPr>
-        <w:t>永恒之花破碎，水精灵一族随之近乎湮灭，仅存携带碎片的个体（如未来的淼渺）。</w:t>
+        <w:t>永痕花束破碎，水精灵一族随之近乎湮灭，仅存携带碎片的个体（如未来的淼渺）。</w:t>
       </w:r>
     </w:p>
     <w:p>
